--- a/docs/Fable-Computer-Introduction.docx
+++ b/docs/Fable-Computer-Introduction.docx
@@ -579,7 +579,7 @@
                 <w:i w:val="0"/>
                 <w:sz w:val="19"/>
               </w:rPr>
-              <w:t>against 2.17 dB per-gate loss at 300 K</w:t>
+              <w:t>against 2.17 dB per-gate loss at 300 K (on the CW/pulse difference, see §4)</w:t>
             </w:r>
           </w:p>
         </w:tc>
@@ -845,6 +845,31 @@
       </w:r>
     </w:p>
     <w:p>
+      <w:r>
+        <w:rPr>
+          <w:b w:val="0"/>
+          <w:i w:val="0"/>
+        </w:rPr>
+        <w:t xml:space="preserve">That discipline is already earning its keep. The project’s first two community-vetted technical notes (in </w:t>
+      </w:r>
+      <w:r>
+        <w:rPr>
+          <w:rFonts w:ascii="Consolas" w:hAnsi="Consolas"/>
+          <w:b w:val="0"/>
+          <w:i w:val="0"/>
+          <w:sz w:val="19"/>
+        </w:rPr>
+        <w:t>notes/</w:t>
+      </w:r>
+      <w:r>
+        <w:rPr>
+          <w:b w:val="0"/>
+          <w:i w:val="0"/>
+        </w:rPr>
+        <w:t>) sharpened the record within days: one demonstrated that an apparent 2.77 dB noise-figure “agreement” between the two model chains is a single formula evaluated at two temperatures — not an independent cross-check; the other traced roughly 0.8 dB of the 1.86 dB difference between the CW and pulsed gain figures to a named solver artifact (the streaming test drives a mistuned, zero-drift-length cavity) and pre-registered the one-run frequency sweep that will settle the split. Neither finding weakens the design; both make its numbers more honest.</w:t>
+      </w:r>
+    </w:p>
+    <w:p>
       <w:pPr>
         <w:pStyle w:val="Heading1"/>
       </w:pPr>
@@ -1095,7 +1120,7 @@
           <w:b w:val="0"/>
           <w:i w:val="0"/>
         </w:rPr>
-        <w:t>Everything lives in the public repository: both manuscripts (DOI 10.5281/zenodo.20674840 for Part I, 10.5281/zenodo.21185177 for Part II — the repository PDFs are byte-identical to the deposits), the model chains, the figures, and the documents that organize the work — a roadmap of adoptable work packages, a replication tracker that logs every reproduction attempt (failed ones prominently included), and community rules designed so that decisions, credit, and money are all recorded in plain, auditable files.</w:t>
+        <w:t>Everything lives in the public repository: both manuscripts (DOI 10.5281/zenodo.20674840 for Part I, 10.5281/zenodo.21185177 for Part II — the repository PDFs are byte-identical to the deposits), the model chains, the figures, and the documents that organize the work — a roadmap of adoptable work packages, a replication tracker that logs every reproduction attempt (failed ones prominently included), and community rules designed so that decisions, credit, and money are all recorded in plain, auditable files. The repository also operates a fully disclosed crew of three AI research agents — the Agent Lab — whose daily public analyses and recorded 2-of-3 votes produced the note collection’s first entries (see the companion Community Guidelines).</w:t>
       </w:r>
     </w:p>
     <w:p>
@@ -1264,6 +1289,38 @@
                 <w:sz w:val="19"/>
               </w:rPr>
               <w:t>Fable Computer Community Guidelines (companion document)  ·  CONTRIBUTING.md</w:t>
+            </w:r>
+          </w:p>
+        </w:tc>
+      </w:tr>
+      <w:tr>
+        <w:tc>
+          <w:tcPr>
+            <w:tcW w:type="dxa" w:w="3628"/>
+          </w:tcPr>
+          <w:p>
+            <w:r>
+              <w:rPr>
+                <w:b w:val="0"/>
+                <w:i w:val="0"/>
+                <w:sz w:val="19"/>
+              </w:rPr>
+              <w:t>Read the community's first findings</w:t>
+            </w:r>
+          </w:p>
+        </w:tc>
+        <w:tc>
+          <w:tcPr>
+            <w:tcW w:type="dxa" w:w="5783"/>
+          </w:tcPr>
+          <w:p>
+            <w:r>
+              <w:rPr>
+                <w:b w:val="0"/>
+                <w:i w:val="0"/>
+                <w:sz w:val="19"/>
+              </w:rPr>
+              <w:t>notes/ — the noise-figure provenance audit and the streaming-gain detuning analysis</w:t>
             </w:r>
           </w:p>
         </w:tc>

--- a/docs/Fable-Computer-Introduction.docx
+++ b/docs/Fable-Computer-Introduction.docx
@@ -29,7 +29,7 @@
           <w:color w:val="4B5B68"/>
           <w:sz w:val="18"/>
         </w:rPr>
-        <w:t>Ryoji Furui  ·  www.ryoji.info  ·  July 2026  ·  companion to the Part I and Part II manuscripts  ·  github.com/ryoji-info/FableComputer</w:t>
+        <w:t>Ryoji Furui  ·  www.ryoji.info  ·  July 2026 (rev. 2)  ·  companion to the Part I and Part II manuscripts  ·  github.com/ryoji-info/FableComputer</w:t>
       </w:r>
     </w:p>
     <w:tbl>
@@ -149,7 +149,7 @@
           <w:b w:val="0"/>
           <w:i w:val="0"/>
         </w:rPr>
-        <w:t>. Each logic gate is the same physical object: a resonant plasmon cavity about 576 nanometres long, carrying a DC drift current, biased just below the threshold where it would self-oscillate (the Dyakonov–Shur instability). Held at 70% of threshold, the cell behaves as a regenerative amplifier: in-model, a passing pulse leaves roughly 8 dB stronger per pass, more than repaying the losses of the gate it just traversed. Logic levels are restored at every step against a saturating rail, so decisions never erode — the same discipline that made early vacuum-tube machines viable, rebuilt in an electron fluid.</w:t>
+        <w:t>. Each logic gate is the same physical object: a resonant plasmon cavity about 576 nanometres long, carrying a DC drift current, biased just below the threshold where it would self-oscillate (the Dyakonov–Shur instability). Held at 70% of threshold, the cell behaves as a regenerative amplifier: in-model, a passing pulse leaves roughly 8–9 dB stronger per pass, more than repaying the losses of the gate it just traversed. Logic levels are restored at every step against a saturating rail, so decisions never erode — the same discipline that made early vacuum-tube machines viable, rebuilt in an electron fluid.</w:t>
       </w:r>
     </w:p>
     <w:p>
@@ -564,7 +564,7 @@
                 <w:i w:val="0"/>
                 <w:sz w:val="19"/>
               </w:rPr>
-              <w:t>+9.7 dB CW regenerative gain; ≈ +8 dB per pulse</w:t>
+              <w:t>+9.7 dB CW regenerative gain; ≈ +8 dB per pulse as shipped (+9.2 dB measured at the design cavity length)</w:t>
             </w:r>
           </w:p>
         </w:tc>
@@ -767,18 +767,7 @@
         <w:pStyle w:val="ListBullet"/>
       </w:pPr>
       <w:r>
-        <w:rPr>
-          <w:b/>
-          <w:i w:val="0"/>
-        </w:rPr>
-        <w:t xml:space="preserve">Pass 3 — regenerative gain, computed twice. </w:t>
-      </w:r>
-      <w:r>
-        <w:rPr>
-          <w:b w:val="0"/>
-          <w:i w:val="0"/>
-        </w:rPr>
-        <w:t>An analytic cavity transfer and an independent nonlinear shallow-water solver must agree — and do, to within a documented numerical artifact that shrinks as the grid is refined.</w:t>
+        <w:t xml:space="preserve">Pass 3 — regenerative gain, computed twice. An analytic cavity transfer and an independent nonlinear shallow-water solver must agree — and do, to within a documented numerical artifact that shrinks as the grid is refined, a claim since verified by measurement: the artifact falls from 15 % to 8 % of threshold between the released grid and its refinement, exactly as the community’s exact-operator analysis predicted.</w:t>
       </w:r>
     </w:p>
     <w:p>
@@ -846,27 +835,7 @@
     </w:p>
     <w:p>
       <w:r>
-        <w:rPr>
-          <w:b w:val="0"/>
-          <w:i w:val="0"/>
-        </w:rPr>
-        <w:t xml:space="preserve">That discipline is already earning its keep. The project’s first two community-vetted technical notes (in </w:t>
-      </w:r>
-      <w:r>
-        <w:rPr>
-          <w:rFonts w:ascii="Consolas" w:hAnsi="Consolas"/>
-          <w:b w:val="0"/>
-          <w:i w:val="0"/>
-          <w:sz w:val="19"/>
-        </w:rPr>
-        <w:t>notes/</w:t>
-      </w:r>
-      <w:r>
-        <w:rPr>
-          <w:b w:val="0"/>
-          <w:i w:val="0"/>
-        </w:rPr>
-        <w:t>) sharpened the record within days: one demonstrated that an apparent 2.77 dB noise-figure “agreement” between the two model chains is a single formula evaluated at two temperatures — not an independent cross-check; the other traced roughly 0.8 dB of the 1.86 dB difference between the CW and pulsed gain figures to a named solver artifact (the streaming test drives a mistuned, zero-drift-length cavity) and pre-registered the one-run frequency sweep that will settle the split. Neither finding weakens the design; both make its numbers more honest.</w:t>
+        <w:t xml:space="preserve">That discipline is already earning its keep. Within the project’s first week the community pipeline promoted eight technical notes that audited the models’ own headline numbers: an apparent cross-chain noise-figure “agreement” was shown to be one formula at two temperatures; roughly a decibel of the CW-vs-pulsed gain difference was traced to a named solver artifact (the streaming test drove a mistuned, zero-drift-length cavity); an exact linearized operator of the released solver then derived the remaining numerical structure from first principles and pre-registered corrected values with falsification bands. The predictions were subsequently run: all four were confirmed — the retuned cavity measures +9.2 dB per pulse (recovering +1.4 dB at identical bias), the grid-refinement behaviour matched to better than a part in a thousand, and the two earlier, superseded prediction bands would have been falsified, which the record states plainly. Two review rejections along the way became permanent standards rules. None of this weakens the design; it is what self-correction looks like in public.</w:t>
       </w:r>
     </w:p>
     <w:p>
@@ -1315,12 +1284,7 @@
           </w:tcPr>
           <w:p>
             <w:r>
-              <w:rPr>
-                <w:b w:val="0"/>
-                <w:i w:val="0"/>
-                <w:sz w:val="19"/>
-              </w:rPr>
-              <w:t>notes/ — the noise-figure provenance audit and the streaming-gain detuning analysis</w:t>
+              <w:t xml:space="preserve">notes/ — eight promoted analyses, ending with the resolution note in which four pre-registered predictions were run and all confirmed</w:t>
             </w:r>
           </w:p>
         </w:tc>
@@ -1395,6 +1359,11 @@
           <w:sz w:val="17"/>
         </w:rPr>
         <w:t>© 2026 Ryoji Furui. This document is licensed CC BY 4.0. The Fable Computer code is Apache-2.0; manuscripts and figures are CC BY 4.0.</w:t>
+      </w:r>
+    </w:p>
+    <w:p>
+      <w:r>
+        <w:t xml:space="preserve">Document revision note (rev. 2, July 2026). Updated from the first edition to reflect the community record through 12 July: the note collection grew from two to eight promoted analyses; the CW/pulse gain difference is resolved (drive-detuning artifact, confirmed by the retuned rerun at +9.2 dB); the grid-refinement claim in §4 is now verified by measurement; and §4’s closing paragraph describes the full predict–run–confirm cycle, including the two superseded prediction bands that would have failed. Sources: notes/ and REPLICATIONS.md in the repository.</w:t>
       </w:r>
     </w:p>
     <w:sectPr>

--- a/docs/Fable-Computer-Introduction.docx
+++ b/docs/Fable-Computer-Introduction.docx
@@ -29,7 +29,7 @@
           <w:color w:val="4B5B68"/>
           <w:sz w:val="18"/>
         </w:rPr>
-        <w:t>Ryoji Furui  ·  www.ryoji.info  ·  July 2026 (rev. 2)  ·  companion to the Part I and Part II manuscripts  ·  github.com/ryoji-info/FableComputer</w:t>
+        <w:t>Ryoji Furui  ·  www.ryoji.info  ·  July 2026 (rev. 3)  ·  companion to the Part I and Part II manuscripts  ·  github.com/ryoji-info/FableComputer</w:t>
       </w:r>
     </w:p>
     <w:tbl>
@@ -835,7 +835,7 @@
     </w:p>
     <w:p>
       <w:r>
-        <w:t xml:space="preserve">That discipline is already earning its keep. Within the project’s first week the community pipeline promoted eight technical notes that audited the models’ own headline numbers: an apparent cross-chain noise-figure “agreement” was shown to be one formula at two temperatures; roughly a decibel of the CW-vs-pulsed gain difference was traced to a named solver artifact (the streaming test drove a mistuned, zero-drift-length cavity); an exact linearized operator of the released solver then derived the remaining numerical structure from first principles and pre-registered corrected values with falsification bands. The predictions were subsequently run: all four were confirmed — the retuned cavity measures +9.2 dB per pulse (recovering +1.4 dB at identical bias), the grid-refinement behaviour matched to better than a part in a thousand, and the two earlier, superseded prediction bands would have been falsified, which the record states plainly. Two review rejections along the way became permanent standards rules. None of this weakens the design; it is what self-correction looks like in public.</w:t>
+        <w:t>That discipline is already earning its keep. Within the project’s first fortnight the community pipeline promoted twelve technical notes that audited the models’ own headline numbers: an apparent cross-chain noise-figure “agreement” was shown to be one formula at two temperatures; roughly a decibel of the CW-vs-pulsed gain difference was traced to a named solver artifact (the streaming test drove a mistuned, zero-drift-length cavity); an exact linearized operator of the released solver then derived the remaining numerical structure from first principles and pre-registered corrected values with falsification bands. The predictions were subsequently run: all four were confirmed — the retuned cavity measures +9.2 dB per pulse (recovering +1.4 dB at identical bias), the grid-refinement behaviour matched to better than a part in a thousand, and the two earlier, superseded prediction bands would have been falsified, which the record states plainly. The audit then reached deeper: the “tens-of-percent” kinetic uncertainty sitting under every gain figure was converted into a signed band (−0.95 dB per cell at 353 K), which reads the design’s thermal margin down from 23 % to roughly 4 % − and Part II’s mesoscopic thresholds were re-attributed away from its quantum noise model, the qubit no-go surviving on other grounds. Two review rejections along the way became permanent standards rules. None of this weakens the design; it is what self-correction looks like in public.</w:t>
       </w:r>
     </w:p>
     <w:p>
@@ -1089,7 +1089,7 @@
           <w:b w:val="0"/>
           <w:i w:val="0"/>
         </w:rPr>
-        <w:t>Everything lives in the public repository: both manuscripts (DOI 10.5281/zenodo.20674840 for Part I, 10.5281/zenodo.21185177 for Part II — the repository PDFs are byte-identical to the deposits), the model chains, the figures, and the documents that organize the work — a roadmap of adoptable work packages, a replication tracker that logs every reproduction attempt (failed ones prominently included), and community rules designed so that decisions, credit, and money are all recorded in plain, auditable files. The repository also operates a fully disclosed crew of three AI research agents — the Agent Lab — whose daily public analyses and recorded 2-of-3 votes produced the note collection’s first entries (see the companion Community Guidelines).</w:t>
+        <w:t>Everything lives in the public repository: both manuscripts (DOI 10.5281/zenodo.21369405 for Part I v5.5, 10.5281/zenodo.21369495 for Part II v1.5 — each community revision is archived under its own version DOI, and the repository PDFs match the current deposits), the model chains, the figures, and the documents that organize the work — a roadmap of adoptable work packages, a replication tracker that logs every reproduction attempt (failed ones prominently included), and community rules designed so that decisions, credit, and money are all recorded in plain, auditable files. The repository also operates a fully disclosed crew of three AI research agents — the Agent Lab — whose daily public analyses and recorded 2-of-3 votes produced the note collection’s first entries (see the companion Community Guidelines).</w:t>
       </w:r>
     </w:p>
     <w:p>
@@ -1193,7 +1193,7 @@
                 <w:i w:val="0"/>
                 <w:sz w:val="19"/>
               </w:rPr>
-              <w:t>papers/ in the repository  ·  Part I: doi.org/10.5281/zenodo.20674840  ·  Part II: doi.org/10.5281/zenodo.21185177</w:t>
+              <w:t>papers/ in the repository  ·  Part I (v5.5): doi.org/10.5281/zenodo.21369405  ·  Part II (v1.5): doi.org/10.5281/zenodo.21369495</w:t>
             </w:r>
           </w:p>
         </w:tc>
@@ -1284,7 +1284,7 @@
           </w:tcPr>
           <w:p>
             <w:r>
-              <w:t xml:space="preserve">notes/ — eight promoted analyses, ending with the resolution note in which four pre-registered predictions were run and all confirmed</w:t>
+              <w:t>notes/ — twelve promoted analyses, from the resolution note in which four pre-registered predictions were run and all confirmed, to a signed kinetic band on every gain figure</w:t>
             </w:r>
           </w:p>
         </w:tc>
@@ -1363,7 +1363,7 @@
     </w:p>
     <w:p>
       <w:r>
-        <w:t xml:space="preserve">Document revision note (rev. 2, July 2026). Updated from the first edition to reflect the community record through 12 July: the note collection grew from two to eight promoted analyses; the CW/pulse gain difference is resolved (drive-detuning artifact, confirmed by the retuned rerun at +9.2 dB); the grid-refinement claim in §4 is now verified by measurement; and §4’s closing paragraph describes the full predict–run–confirm cycle, including the two superseded prediction bands that would have failed. Sources: notes/ and REPLICATIONS.md in the repository.</w:t>
+        <w:t>Document revision note (rev. 3, July 2026). Updated to reflect the community record through 15 July: the note collection grew from eight to twelve promoted analyses, and both manuscripts were revised accordingly and re-archived under new version DOIs (Part I v5.5, Part II v1.5). The substantive additions: the unsigned “tens-of-percent” kinetic uncertainty that sat under every gain figure is now a signed band (−0.95 dB per cell at 353 K, range −1.5 to −0.3 dB), which in turn reads the design’s thermal margin down from 23 % to roughly 4 %; single-particle Landau damping at the operating point is shown to be kinematically excluded rather than merely avoided, the chain’s one demonstrated kinetic result; and Part II’s 38-plasmon knee and 3,833-plasmon rail are re-attributed to hydrodynamic mode quantization applied to classical amplitudes rather than to the quantum noise model — the plasmonic-qubit no-go survives, resting on the Kerr shortfall and geometry. Sources: notes/ and REPLICATIONS.md in the repository.</w:t>
       </w:r>
     </w:p>
     <w:sectPr>

--- a/docs/Fable-Computer-Introduction.docx
+++ b/docs/Fable-Computer-Introduction.docx
@@ -1089,7 +1089,7 @@
           <w:b w:val="0"/>
           <w:i w:val="0"/>
         </w:rPr>
-        <w:t>Everything lives in the public repository: both manuscripts (DOI 10.5281/zenodo.21369405 for Part I v5.5, 10.5281/zenodo.21369495 for Part II v1.5 — each community revision is archived under its own version DOI, and the repository PDFs match the current deposits), the model chains, the figures, and the documents that organize the work — a roadmap of adoptable work packages, a replication tracker that logs every reproduction attempt (failed ones prominently included), and community rules designed so that decisions, credit, and money are all recorded in plain, auditable files. The repository also operates a fully disclosed crew of three AI research agents — the Agent Lab — whose daily public analyses and recorded 2-of-3 votes produced the note collection’s first entries (see the companion Community Guidelines).</w:t>
+        <w:t>Everything lives in the public repository: both manuscripts (DOI 10.5281/zenodo.21369405 for Part I v5.5, 10.5281/zenodo.21385646 for Part II v1.6 — each community revision is archived under its own version DOI, and the repository PDFs match the current deposits), the model chains, the figures, and the documents that organize the work — a roadmap of adoptable work packages, a replication tracker that logs every reproduction attempt (failed ones prominently included), and community rules designed so that decisions, credit, and money are all recorded in plain, auditable files. The repository also operates a fully disclosed crew of three AI research agents — the Agent Lab — whose daily public analyses and recorded 2-of-3 votes produced the note collection’s first entries (see the companion Community Guidelines).</w:t>
       </w:r>
     </w:p>
     <w:p>
@@ -1193,7 +1193,7 @@
                 <w:i w:val="0"/>
                 <w:sz w:val="19"/>
               </w:rPr>
-              <w:t>papers/ in the repository  ·  Part I (v5.5): doi.org/10.5281/zenodo.21369405  ·  Part II (v1.5): doi.org/10.5281/zenodo.21369495</w:t>
+              <w:t>papers/ in the repository  ·  Part I (v5.5): doi.org/10.5281/zenodo.21369405  ·  Part II (v1.6): doi.org/10.5281/zenodo.21385646</w:t>
             </w:r>
           </w:p>
         </w:tc>
@@ -1363,7 +1363,7 @@
     </w:p>
     <w:p>
       <w:r>
-        <w:t>Document revision note (rev. 3, July 2026). Updated to reflect the community record through 15 July: the note collection grew from eight to twelve promoted analyses, and both manuscripts were revised accordingly and re-archived under new version DOIs (Part I v5.5, Part II v1.5). The substantive additions: the unsigned “tens-of-percent” kinetic uncertainty that sat under every gain figure is now a signed band (−0.95 dB per cell at 353 K, range −1.5 to −0.3 dB), which in turn reads the design’s thermal margin down from 23 % to roughly 4 %; single-particle Landau damping at the operating point is shown to be kinematically excluded rather than merely avoided, the chain’s one demonstrated kinetic result; and Part II’s 38-plasmon knee and 3,833-plasmon rail are re-attributed to hydrodynamic mode quantization applied to classical amplitudes rather than to the quantum noise model — the plasmonic-qubit no-go survives, resting on the Kerr shortfall and geometry. Sources: notes/ and REPLICATIONS.md in the repository.</w:t>
+        <w:t>Document revision note (rev. 3, July 2026). Updated to reflect the community record through 15 July: the note collection grew from eight to twelve promoted analyses, and both manuscripts were revised accordingly and re-archived under new version DOIs (Part I v5.5, Part II v1.6). The substantive additions: the unsigned “tens-of-percent” kinetic uncertainty that sat under every gain figure is now a signed band (−0.95 dB per cell at 353 K, range −1.5 to −0.3 dB), which in turn reads the design’s thermal margin down from 23 % to roughly 4 %; single-particle Landau damping at the operating point is shown to be kinematically excluded rather than merely avoided, the chain’s one demonstrated kinetic result; and Part II’s 38-plasmon knee and 3,833-plasmon rail are re-attributed to hydrodynamic mode quantization applied to classical amplitudes rather than to the quantum noise model — the plasmonic-qubit no-go survives, resting on the Kerr shortfall and geometry. Part II v1.6 then withdrew a design balance outright: the decoder’s “static threshold band” was a deterministic transfer booked as random noise, so the term is re-derived around an open hardware parameter and the published error column is re-labelled a sensitivity case — the no-go, again, unaffected. Sources: notes/ and REPLICATIONS.md in the repository.</w:t>
       </w:r>
     </w:p>
     <w:sectPr>

--- a/docs/Fable-Computer-Introduction.docx
+++ b/docs/Fable-Computer-Introduction.docx
@@ -1089,7 +1089,7 @@
           <w:b w:val="0"/>
           <w:i w:val="0"/>
         </w:rPr>
-        <w:t>Everything lives in the public repository: both manuscripts (DOI 10.5281/zenodo.21369405 for Part I v5.5, 10.5281/zenodo.21385646 for Part II v1.6 — each community revision is archived under its own version DOI, and the repository PDFs match the current deposits), the model chains, the figures, and the documents that organize the work — a roadmap of adoptable work packages, a replication tracker that logs every reproduction attempt (failed ones prominently included), and community rules designed so that decisions, credit, and money are all recorded in plain, auditable files. The repository also operates a fully disclosed crew of three AI research agents — the Agent Lab — whose daily public analyses and recorded 2-of-3 votes produced the note collection’s first entries (see the companion Community Guidelines).</w:t>
+        <w:t>Everything lives in the public repository: both manuscripts (https://github.com/ryoji-info/FableComputer/blob/main/papers/Fable-Computer-Part-I.pdf for Part I v5.5, https://github.com/ryoji-info/FableComputer/blob/main/papers/Fable-Computer-Part-II.pdf for Part II v1.6), the model chains, the figures, and the documents that organize the work — a roadmap of adoptable work packages, a replication tracker that logs every reproduction attempt (failed ones prominently included), and community rules designed so that decisions, credit, and money are all recorded in plain, auditable files. The repository also operates a fully disclosed crew of three AI research agents — the Agent Lab — whose daily public analyses and recorded 2-of-3 votes produced the note collection’s first entries (see the companion Community Guidelines).</w:t>
       </w:r>
     </w:p>
     <w:p>
@@ -1193,7 +1193,7 @@
                 <w:i w:val="0"/>
                 <w:sz w:val="19"/>
               </w:rPr>
-              <w:t>papers/ in the repository  ·  Part I (v5.5): doi.org/10.5281/zenodo.21369405  ·  Part II (v1.6): doi.org/10.5281/zenodo.21385646</w:t>
+              <w:t>papers/ in the repository  ·  Part I (v5.5): https://github.com/ryoji-info/FableComputer/blob/main/papers/Fable-Computer-Part-I.pdf  ·  Part II (v1.6): https://github.com/ryoji-info/FableComputer/blob/main/papers/Fable-Computer-Part-II.pdf</w:t>
             </w:r>
           </w:p>
         </w:tc>

--- a/docs/Fable-Computer-Introduction.docx
+++ b/docs/Fable-Computer-Introduction.docx
@@ -329,7 +329,7 @@
                 <w:i w:val="0"/>
                 <w:sz w:val="19"/>
               </w:rPr>
-              <w:t>one addition per 4-ps slot (0.25 THz)</w:t>
+              <w:t>one addition per 4-ps slot (0.25 THz) — design baseline</w:t>
             </w:r>
           </w:p>
         </w:tc>
@@ -376,7 +376,7 @@
                 <w:i w:val="0"/>
                 <w:sz w:val="19"/>
               </w:rPr>
-              <w:t>2.5 × 10¹¹ additions per second</w:t>
+              <w:t>2.5 × 10¹¹ additions per second (design baseline)</w:t>
             </w:r>
           </w:p>
         </w:tc>
@@ -852,21 +852,19 @@
           <w:b w:val="0"/>
           <w:i w:val="0"/>
         </w:rPr>
-        <w:t xml:space="preserve">Part II asks a question most architecture papers never reach: what happens when the machine’s pulses are treated as what they are — quantum fields? Quantizing the Part-I cell shows a logic pulse is a </w:t>
+        <w:t>Part II asks a question most architecture papers never reach: what happens when the machine’s pulses are treated as what they are — quantum fields? Quantizing the Part-I cell shows a logic pulse is a mesoscopic object: one plasmon is a 0.16% density swing, the cell’s linear range ends near 38 plasmons referred to the launch/drive plane (22–51 across the CW and pulse observables), and the full logic rail holds only about 3,800 — a figure anchored at neither plane. Quantum noise is therefore a design input, not a footnote. Two results follow.</w:t>
       </w:r>
       <w:r>
         <w:rPr>
           <w:b/>
           <w:i w:val="0"/>
         </w:rPr>
-        <w:t>mesoscopic</w:t>
       </w:r>
       <w:r>
         <w:rPr>
           <w:b w:val="0"/>
           <w:i w:val="0"/>
         </w:rPr>
-        <w:t xml:space="preserve"> object: one plasmon is a 0.16% density swing, the cell’s linear range ends near 38 plasmons, and the full logic rail holds only about 3,800. Quantum noise is therefore a design input, not a footnote. Two results follow.</w:t>
       </w:r>
     </w:p>
     <w:p>
@@ -963,7 +961,7 @@
           <w:b w:val="0"/>
           <w:i w:val="0"/>
         </w:rPr>
-        <w:t>Part II then computes error rates versus temperature, locating the quantum–classical crossover at T_Q ≈ 48 K. Per-shot 2-bit decoding is unusable at room temperature (error 0.14) but reaches 3.1 × 10⁻³ at 77 K and a vacuum-set floor of 1.3 × 10⁻⁶ below about 20 K; 1-bit decoding already works warm (3.9 × 10⁻³ at 300 K); and averaging over 16 slots buys the 2-bit mode back at room temperature (~5 × 10⁻⁷) at one-sixteenth throughput. Below roughly 15–20 K the error curves stop improving no matter how cold the chip gets — that saturation is the quantum limit made visible, and observing it is one of the project’s pre-registered experimental gates. The cold operating classes are an explicit fork from Part I’s no-cryogenics charter, and are labeled as such.</w:t>
+        <w:t>Part II then computes error rates versus temperature, locating the quantum–classical crossover at T_Q ≈ 48 K. Per-shot 2-bit decoding is unusable at room temperature (error 0.14) but reaches 3.1 × 10⁻³ at 77 K and a vacuum-set floor of 1.3 × 10⁻⁶ below about 20 K; 1-bit decoding already works warm (3.9 × 10⁻³ at 300 K); and averaging over 16 slots reaches ~5 × 10⁻⁷ at room temperature at one-sixteenth throughput in the published bookkeeping — an ideal per-slot sampler, not a physical accumulator: no realizable topology reproduces that column, and the charge-memory reading of it has been withdrawn. Below roughly 15–20 K the error curves stop improving no matter how cold the chip gets — that saturation is the quantum limit made visible, and observing it is one of the project’s pre-registered experimental gates. The cold operating classes are an explicit fork from Part I’s no-cryogenics charter, and are labeled as such.</w:t>
       </w:r>
     </w:p>
     <w:p>
@@ -1089,7 +1087,7 @@
           <w:b w:val="0"/>
           <w:i w:val="0"/>
         </w:rPr>
-        <w:t>Everything lives in the public repository: both manuscripts (https://github.com/ryoji-info/FableComputer/blob/main/papers/Fable-Computer-Part-I.pdf for Part I v5.5, https://github.com/ryoji-info/FableComputer/blob/main/papers/Fable-Computer-Part-II.pdf for Part II v1.6), the model chains, the figures, and the documents that organize the work — a roadmap of adoptable work packages, a replication tracker that logs every reproduction attempt (failed ones prominently included), and community rules designed so that decisions, credit, and money are all recorded in plain, auditable files. The repository also operates a fully disclosed crew of three AI research agents — the Agent Lab — whose daily public analyses and recorded 2-of-3 votes produced the note collection’s first entries (see the companion Community Guidelines).</w:t>
+        <w:t>Everything lives in the public repository: both manuscripts (https://github.com/ryoji-info/FableComputer/blob/main/papers/Fable-Computer-Part-I.pdf for Part I v5.6, https://github.com/ryoji-info/FableComputer/blob/main/papers/Fable-Computer-Part-II.pdf for Part II v1.7), the model chains, the figures, and the documents that organize the work — a roadmap of adoptable work packages, a replication tracker that logs every reproduction attempt (failed ones prominently included), and community rules designed so that decisions, credit, and money are all recorded in plain, auditable files. The repository also operates a fully disclosed crew of three AI research agents — the Agent Lab — whose daily public analyses and recorded 2-of-3 votes produced the note collection’s first entries (see the companion Community Guidelines).</w:t>
       </w:r>
     </w:p>
     <w:p>
@@ -1193,7 +1191,7 @@
                 <w:i w:val="0"/>
                 <w:sz w:val="19"/>
               </w:rPr>
-              <w:t>papers/ in the repository  ·  Part I (v5.5): https://github.com/ryoji-info/FableComputer/blob/main/papers/Fable-Computer-Part-I.pdf  ·  Part II (v1.6): https://github.com/ryoji-info/FableComputer/blob/main/papers/Fable-Computer-Part-II.pdf</w:t>
+              <w:t>papers/ in the repository  ·  Part I (v5.6): https://github.com/ryoji-info/FableComputer/blob/main/papers/Fable-Computer-Part-I.pdf  ·  Part II (v1.7): https://github.com/ryoji-info/FableComputer/blob/main/papers/Fable-Computer-Part-II.pdf</w:t>
             </w:r>
           </w:p>
         </w:tc>
@@ -1364,6 +1362,11 @@
     <w:p>
       <w:r>
         <w:t>Document revision note (rev. 3, July 2026). Updated to reflect the community record through 15 July: the note collection grew from eight to twelve promoted analyses, and both manuscripts were revised accordingly and re-archived under new version DOIs (Part I v5.5, Part II v1.6). The substantive additions: the unsigned “tens-of-percent” kinetic uncertainty that sat under every gain figure is now a signed band (−0.95 dB per cell at 353 K, range −1.5 to −0.3 dB), which in turn reads the design’s thermal margin down from 23 % to roughly 4 %; single-particle Landau damping at the operating point is shown to be kinematically excluded rather than merely avoided, the chain’s one demonstrated kinetic result; and Part II’s 38-plasmon knee and 3,833-plasmon rail are re-attributed to hydrodynamic mode quantization applied to classical amplitudes rather than to the quantum noise model — the plasmonic-qubit no-go survives, resting on the Kerr shortfall and geometry. Part II v1.6 then withdrew a design balance outright: the decoder’s “static threshold band” was a deterministic transfer booked as random noise, so the term is re-derived around an open hardware parameter and the published error column is re-labelled a sensitivity case — the no-go, again, unaffected. Sources: notes/ and REPLICATIONS.md in the repository.</w:t>
+      </w:r>
+    </w:p>
+    <w:p>
+      <w:r>
+        <w:t>Document revision note (rev. 4, July 2026). Corrected against the community record through 26 July, per notes/2026-07-26-record-audit-ten-findings.md (promoted 3-of-3). Three claims in rev. 3 were retired by the record and are corrected above. (i) The 0.25 THz symbol rate and the 2.5 × 10¹¹ additions/s throughput are the design baseline only: with per-slot flushing required against cavity ring-down, fan-out-2 logic does not close at a 4-ps slot at any de-Q rate, and the defensible in-model operating point for F = 2 logic is ≈0.1 THz (notes/2026-07-23-reset-switch-adjudication.md). (ii) The 38-plasmon knee is a launch/drive-plane quantity, band 22–51; the ≈3,800-plasmon rail is anchored at neither plane (notes/2026-07-17-what-the-38-quanta-knee-denominates-after-the-july-plane-aud.md). (iii) The 16-slot averaging column is ideal-per-slot-sampler bookkeeping rather than an achieved result — no physical accumulator reproduces it, and the charge-memory reading was withdrawn by Part II v1.7 (notes/2026-07-16-no-physical-avg16-accumulator.md). Version references now read Part I v5.6 and Part II v1.7, the manuscripts shipped in papers/; corrections the deposited PDFs do not yet carry are listed in papers/ERRATA.md. The rev. 3 note above is left as written.</w:t>
       </w:r>
     </w:p>
     <w:sectPr>

--- a/docs/Fable-Computer-Introduction.docx
+++ b/docs/Fable-Computer-Introduction.docx
@@ -29,7 +29,7 @@
           <w:color w:val="4B5B68"/>
           <w:sz w:val="18"/>
         </w:rPr>
-        <w:t>Ryoji Furui  ·  www.ryoji.info  ·  July 2026 (rev. 3)  ·  companion to the Part I and Part II manuscripts  ·  github.com/ryoji-info/FableComputer</w:t>
+        <w:t>Ryoji Furui  ·  www.ryoji.info  ·  July 2026 (rev. 5)  ·  companion to the Part I and Part II manuscripts  ·  github.com/ryoji-info/FableComputer</w:t>
       </w:r>
     </w:p>
     <w:tbl>
@@ -1087,7 +1087,7 @@
           <w:b w:val="0"/>
           <w:i w:val="0"/>
         </w:rPr>
-        <w:t>Everything lives in the public repository: both manuscripts (https://github.com/ryoji-info/FableComputer/blob/main/papers/Fable-Computer-Part-I.pdf for Part I v5.6, https://github.com/ryoji-info/FableComputer/blob/main/papers/Fable-Computer-Part-II.pdf for Part II v1.7), the model chains, the figures, and the documents that organize the work — a roadmap of adoptable work packages, a replication tracker that logs every reproduction attempt (failed ones prominently included), and community rules designed so that decisions, credit, and money are all recorded in plain, auditable files. The repository also operates a fully disclosed crew of three AI research agents — the Agent Lab — whose daily public analyses and recorded 2-of-3 votes produced the note collection’s first entries (see the companion Community Guidelines).</w:t>
+        <w:t>Everything lives in the public repository: both manuscripts (https://github.com/ryoji-info/FableComputer/blob/main/papers/Fable-Computer-Part-I.pdf for Part I v6.0, https://github.com/ryoji-info/FableComputer/blob/main/papers/Fable-Computer-Part-II.pdf for Part II v2.0), the model chains, the figures, and the documents that organize the work — a roadmap of adoptable work packages, a replication tracker that logs every reproduction attempt (failed ones prominently included), and community rules designed so that decisions, credit, and money are all recorded in plain, auditable files. The repository also operates a fully disclosed crew of three AI research agents — the Agent Lab — whose daily public analyses and recorded 2-of-3 votes produced the note collection’s first entries (see the companion Community Guidelines).</w:t>
       </w:r>
     </w:p>
     <w:p>
@@ -1191,7 +1191,7 @@
                 <w:i w:val="0"/>
                 <w:sz w:val="19"/>
               </w:rPr>
-              <w:t>papers/ in the repository  ·  Part I (v5.6): https://github.com/ryoji-info/FableComputer/blob/main/papers/Fable-Computer-Part-I.pdf  ·  Part II (v1.7): https://github.com/ryoji-info/FableComputer/blob/main/papers/Fable-Computer-Part-II.pdf</w:t>
+              <w:t>papers/ in the repository  ·  Part I (v6.0): https://github.com/ryoji-info/FableComputer/blob/main/papers/Fable-Computer-Part-I.pdf  ·  Part II (v2.0): https://github.com/ryoji-info/FableComputer/blob/main/papers/Fable-Computer-Part-II.pdf</w:t>
             </w:r>
           </w:p>
         </w:tc>
@@ -1367,6 +1367,11 @@
     <w:p>
       <w:r>
         <w:t>Document revision note (rev. 4, July 2026). Corrected against the community record through 26 July, per notes/2026-07-26-record-audit-ten-findings.md (promoted 3-of-3). Three claims in rev. 3 were retired by the record and are corrected above. (i) The 0.25 THz symbol rate and the 2.5 × 10¹¹ additions/s throughput are the design baseline only: with per-slot flushing required against cavity ring-down, fan-out-2 logic does not close at a 4-ps slot at any de-Q rate, and the defensible in-model operating point for F = 2 logic is ≈0.1 THz (notes/2026-07-23-reset-switch-adjudication.md). (ii) The 38-plasmon knee is a launch/drive-plane quantity, band 22–51; the ≈3,800-plasmon rail is anchored at neither plane (notes/2026-07-17-what-the-38-quanta-knee-denominates-after-the-july-plane-aud.md). (iii) The 16-slot averaging column is ideal-per-slot-sampler bookkeeping rather than an achieved result — no physical accumulator reproduces it, and the charge-memory reading was withdrawn by Part II v1.7 (notes/2026-07-16-no-physical-avg16-accumulator.md). Version references now read Part I v5.6 and Part II v1.7, the manuscripts shipped in papers/; corrections the deposited PDFs do not yet carry are listed in papers/ERRATA.md. The rev. 3 note above is left as written.</w:t>
+      </w:r>
+    </w:p>
+    <w:p>
+      <w:r>
+        <w:t>Document revision note (rev. 5, July 2026). Version references updated to the v6.0 / v2.0 reader-focused revision of the manuscripts, which removed in-document version statements and moved the complete revision history to papers/REVISION-HISTORY.md. The rev. 3 and rev. 4 notes above are left as written.</w:t>
       </w:r>
     </w:p>
     <w:sectPr>

--- a/docs/Fable-Computer-Introduction.docx
+++ b/docs/Fable-Computer-Introduction.docx
@@ -1087,7 +1087,7 @@
           <w:b w:val="0"/>
           <w:i w:val="0"/>
         </w:rPr>
-        <w:t>Everything lives in the public repository: both manuscripts (https://github.com/ryoji-info/FableComputer/blob/main/papers/Fable-Computer-Part-I.pdf for Part I v6.0, https://github.com/ryoji-info/FableComputer/blob/main/papers/Fable-Computer-Part-II.pdf for Part II v2.0), the model chains, the figures, and the documents that organize the work — a roadmap of adoptable work packages, a replication tracker that logs every reproduction attempt (failed ones prominently included), and community rules designed so that decisions, credit, and money are all recorded in plain, auditable files. The repository also operates a fully disclosed crew of three AI research agents — the Agent Lab — whose daily public analyses and recorded 2-of-3 votes produced the note collection’s first entries (see the companion Community Guidelines).</w:t>
+        <w:t>Everything lives in the public repository: both manuscripts (https://github.com/ryoji-info/FableComputer/blob/main/papers/Fable-Computer-Part-I.pdf for Part I v6.0, https://github.com/ryoji-info/FableComputer/blob/main/papers/Fable-Computer-Part-II.pdf for Part II v2.0), the model chains, the figures, and the documents that organize the work — a roadmap of adoptable work packages, a replication tracker that logs every reproduction attempt (failed ones prominently included), and community rules designed so that decisions, credit, and money are all recorded in plain, auditable files. The repository also operates a fully disclosed crew of three AI research agents — the Agent Lab — whose public analyses — posted roughly daily, as computing resources allow — and recorded 2-of-3 votes produced the note collection’s first entries (see the companion Community Guidelines).</w:t>
       </w:r>
     </w:p>
     <w:p>

--- a/docs/Fable-Computer-Introduction.docx
+++ b/docs/Fable-Computer-Introduction.docx
@@ -29,7 +29,7 @@
           <w:color w:val="4B5B68"/>
           <w:sz w:val="18"/>
         </w:rPr>
-        <w:t>Ryoji Furui  ·  www.ryoji.info  ·  July 2026 (rev. 5)  ·  companion to the Part I and Part II manuscripts  ·  github.com/ryoji-info/FableComputer</w:t>
+        <w:t>Ryoji Furui  ·  www.ryoji.info  ·  July 2026 (rev. 6)  ·  companion to the Part I and Part II manuscripts  ·  github.com/ryoji-info/FableComputer</w:t>
       </w:r>
     </w:p>
     <w:tbl>
@@ -1087,7 +1087,7 @@
           <w:b w:val="0"/>
           <w:i w:val="0"/>
         </w:rPr>
-        <w:t>Everything lives in the public repository: both manuscripts (https://github.com/ryoji-info/FableComputer/blob/main/papers/Fable-Computer-Part-I.pdf for Part I v6.0, https://github.com/ryoji-info/FableComputer/blob/main/papers/Fable-Computer-Part-II.pdf for Part II v2.0), the model chains, the figures, and the documents that organize the work — a roadmap of adoptable work packages, a replication tracker that logs every reproduction attempt (failed ones prominently included), and community rules designed so that decisions, credit, and money are all recorded in plain, auditable files. The repository also operates a fully disclosed crew of three AI research agents — the Agent Lab — whose public analyses — posted roughly daily, as computing resources allow — and recorded 2-of-3 votes produced the note collection’s first entries (see the companion Community Guidelines).</w:t>
+        <w:t>Everything lives in the public repository: both manuscripts (https://github.com/ryoji-info/FableComputer/blob/main/papers/Fable-Computer-Part-I.pdf for Part I v6.0, https://github.com/ryoji-info/FableComputer/blob/main/papers/Fable-Computer-Part-II.pdf for Part II v2.0), the model chains, the figures, and the documents that organize the work — a roadmap of adoptable work packages, a replication tracker that logs every reproduction attempt (failed ones prominently included), and community rules designed so that decisions, credit, and money are all recorded in plain, auditable files. The repository also operates a fully disclosed crew of three AI research agents — the Agent Lab — whose public analyses (posted roughly daily, as computing resources allow) and recorded 2-of-3 votes produced the note collection’s first entries (see the companion Community Guidelines).</w:t>
       </w:r>
     </w:p>
     <w:p>
@@ -1372,6 +1372,11 @@
     <w:p>
       <w:r>
         <w:t>Document revision note (rev. 5, July 2026). Version references updated to the v6.0 / v2.0 reader-focused revision of the manuscripts, which removed in-document version statements and moved the complete revision history to papers/REVISION-HISTORY.md. The rev. 3 and rev. 4 notes above are left as written.</w:t>
+      </w:r>
+    </w:p>
+    <w:p>
+      <w:r>
+        <w:t>Document revision note (rev. 6, July 2026). Agent Lab cadence corrected above: nothing is scheduled; runs start by hand, roughly daily as resources allow.</w:t>
       </w:r>
     </w:p>
     <w:sectPr>

--- a/docs/Fable-Computer-Introduction.docx
+++ b/docs/Fable-Computer-Introduction.docx
@@ -1376,7 +1376,7 @@
     </w:p>
     <w:p>
       <w:r>
-        <w:t>Document revision note (rev. 6, July 2026). Agent Lab cadence corrected above: nothing is scheduled; runs start by hand, roughly daily as resources allow.</w:t>
+        <w:t>Document revision note (rev. 6, July 2026). The Agent Lab’s cadence is corrected above: since 27 July 2026 every run of every Agent Lab pipeline is started by hand by the maintainer — nothing is scheduled — and the crew posts roughly daily, as the project’s computing resources allow, rather than daily. See agents/README.md, “Operations”. The rev. 3, rev. 4 and rev. 5 notes above are left as written.</w:t>
       </w:r>
     </w:p>
     <w:sectPr>
